--- a/PropuestaProyecto/PROPUESTA DE VALOR V0.0.2.docx
+++ b/PropuestaProyecto/PROPUESTA DE VALOR V0.0.2.docx
@@ -1,6 +1,6 @@
 
 <file path=word/document.xml><?xml version="1.0" encoding="utf-8"?>
-<w:document xmlns:wpc="http://schemas.microsoft.com/office/word/2010/wordprocessingCanvas" xmlns:cx="http://schemas.microsoft.com/office/drawing/2014/chartex" xmlns:cx1="http://schemas.microsoft.com/office/drawing/2015/9/8/chartex" xmlns:cx2="http://schemas.microsoft.com/office/drawing/2015/10/21/chartex" xmlns:cx3="http://schemas.microsoft.com/office/drawing/2016/5/9/chartex" xmlns:cx4="http://schemas.microsoft.com/office/drawing/2016/5/10/chartex" xmlns:cx5="http://schemas.microsoft.com/office/drawing/2016/5/11/chartex" xmlns:cx6="http://schemas.microsoft.com/office/drawing/2016/5/12/chartex" xmlns:cx7="http://schemas.microsoft.com/office/drawing/2016/5/13/chartex" xmlns:cx8="http://schemas.microsoft.com/office/drawing/2016/5/14/chartex" xmlns:mc="http://schemas.openxmlformats.org/markup-compatibility/2006" xmlns:aink="http://schemas.microsoft.com/office/drawing/2016/ink" xmlns:am3d="http://schemas.microsoft.com/office/drawing/2017/model3d" xmlns:o="urn:schemas-microsoft-com:office:office" xmlns:oel="http://schemas.microsoft.com/office/2019/extlst" xmlns:r="http://schemas.openxmlformats.org/officeDocument/2006/relationships" xmlns:m="http://schemas.openxmlformats.org/officeDocument/2006/math" xmlns:v="urn:schemas-microsoft-com:vml" xmlns:wp14="http://schemas.microsoft.com/office/word/2010/wordprocessingDrawing" xmlns:wp="http://schemas.openxmlformats.org/drawingml/2006/wordprocessingDrawing" xmlns:w10="urn:schemas-microsoft-com:office:word" xmlns:w="http://schemas.openxmlformats.org/wordprocessingml/2006/main" xmlns:w14="http://schemas.microsoft.com/office/word/2010/wordml" xmlns:w15="http://schemas.microsoft.com/office/word/2012/wordml" xmlns:w16cex="http://schemas.microsoft.com/office/word/2018/wordml/cex" xmlns:w16cid="http://schemas.microsoft.com/office/word/2016/wordml/cid" xmlns:w16="http://schemas.microsoft.com/office/word/2018/wordml" xmlns:w16sdtdh="http://schemas.microsoft.com/office/word/2020/wordml/sdtdatahash" xmlns:w16se="http://schemas.microsoft.com/office/word/2015/wordml/symex" xmlns:wpg="http://schemas.microsoft.com/office/word/2010/wordprocessingGroup" xmlns:wpi="http://schemas.microsoft.com/office/word/2010/wordprocessingInk" xmlns:wne="http://schemas.microsoft.com/office/word/2006/wordml" xmlns:wps="http://schemas.microsoft.com/office/word/2010/wordprocessingShape" mc:Ignorable="w14 w15 w16se w16cid w16 w16cex w16sdtdh wp14">
+<w:document xmlns:wpc="http://schemas.microsoft.com/office/word/2010/wordprocessingCanvas" xmlns:cx="http://schemas.microsoft.com/office/drawing/2014/chartex" xmlns:cx1="http://schemas.microsoft.com/office/drawing/2015/9/8/chartex" xmlns:cx2="http://schemas.microsoft.com/office/drawing/2015/10/21/chartex" xmlns:cx3="http://schemas.microsoft.com/office/drawing/2016/5/9/chartex" xmlns:cx4="http://schemas.microsoft.com/office/drawing/2016/5/10/chartex" xmlns:cx5="http://schemas.microsoft.com/office/drawing/2016/5/11/chartex" xmlns:cx6="http://schemas.microsoft.com/office/drawing/2016/5/12/chartex" xmlns:cx7="http://schemas.microsoft.com/office/drawing/2016/5/13/chartex" xmlns:cx8="http://schemas.microsoft.com/office/drawing/2016/5/14/chartex" xmlns:mc="http://schemas.openxmlformats.org/markup-compatibility/2006" xmlns:aink="http://schemas.microsoft.com/office/drawing/2016/ink" xmlns:am3d="http://schemas.microsoft.com/office/drawing/2017/model3d" xmlns:o="urn:schemas-microsoft-com:office:office" xmlns:r="http://schemas.openxmlformats.org/officeDocument/2006/relationships" xmlns:m="http://schemas.openxmlformats.org/officeDocument/2006/math" xmlns:v="urn:schemas-microsoft-com:vml" xmlns:wp14="http://schemas.microsoft.com/office/word/2010/wordprocessingDrawing" xmlns:wp="http://schemas.openxmlformats.org/drawingml/2006/wordprocessingDrawing" xmlns:w10="urn:schemas-microsoft-com:office:word" xmlns:w="http://schemas.openxmlformats.org/wordprocessingml/2006/main" xmlns:w14="http://schemas.microsoft.com/office/word/2010/wordml" xmlns:w15="http://schemas.microsoft.com/office/word/2012/wordml" xmlns:w16cid="http://schemas.microsoft.com/office/word/2016/wordml/cid" xmlns:w16se="http://schemas.microsoft.com/office/word/2015/wordml/symex" xmlns:wpg="http://schemas.microsoft.com/office/word/2010/wordprocessingGroup" xmlns:wpi="http://schemas.microsoft.com/office/word/2010/wordprocessingInk" xmlns:wne="http://schemas.microsoft.com/office/word/2006/wordml" xmlns:wps="http://schemas.microsoft.com/office/word/2010/wordprocessingShape" mc:Ignorable="w14 w15 w16se w16cid wp14">
   <w:body>
     <w:p>
       <w:pPr>
@@ -25,7 +25,6 @@
     </w:p>
     <w:p>
       <w:pPr>
-        <w:jc w:val="left"/>
         <w:rPr>
           <w:b/>
           <w:bCs/>
@@ -48,7 +47,6 @@
           <w:ilvl w:val="0"/>
           <w:numId w:val="6"/>
         </w:numPr>
-        <w:jc w:val="left"/>
         <w:rPr>
           <w:lang w:val="es-MX"/>
         </w:rPr>
@@ -74,7 +72,6 @@
     </w:p>
     <w:p>
       <w:pPr>
-        <w:jc w:val="left"/>
         <w:rPr>
           <w:b/>
           <w:bCs/>
@@ -97,7 +94,6 @@
           <w:ilvl w:val="0"/>
           <w:numId w:val="5"/>
         </w:numPr>
-        <w:jc w:val="left"/>
         <w:rPr>
           <w:lang w:val="es-MX"/>
         </w:rPr>
@@ -106,12 +102,19 @@
         <w:rPr>
           <w:lang w:val="es-MX"/>
         </w:rPr>
-        <w:t>El sistema envía notificaciones automáticas vía WhatsApp antes de cada cita, evitando olvidos y mejorando la puntualidad de los pacientes.</w:t>
+        <w:t>El sistema envía notificaciones automáticas vía WhatsApp antes de cada cita, evitando olvidos y mejorando la puntualid</w:t>
+      </w:r>
+      <w:bookmarkStart w:id="0" w:name="_GoBack"/>
+      <w:bookmarkEnd w:id="0"/>
+      <w:r>
+        <w:rPr>
+          <w:lang w:val="es-MX"/>
+        </w:rPr>
+        <w:t>ad de los pacientes.</w:t>
       </w:r>
     </w:p>
     <w:p>
       <w:pPr>
-        <w:jc w:val="left"/>
         <w:rPr>
           <w:b/>
           <w:bCs/>
@@ -134,7 +137,6 @@
           <w:ilvl w:val="0"/>
           <w:numId w:val="3"/>
         </w:numPr>
-        <w:jc w:val="left"/>
         <w:rPr>
           <w:lang w:val="es-MX"/>
         </w:rPr>
@@ -171,7 +173,7 @@
 </file>
 
 <file path=word/numbering.xml><?xml version="1.0" encoding="utf-8"?>
-<w:numbering xmlns:wpc="http://schemas.microsoft.com/office/word/2010/wordprocessingCanvas" xmlns:cx="http://schemas.microsoft.com/office/drawing/2014/chartex" xmlns:cx1="http://schemas.microsoft.com/office/drawing/2015/9/8/chartex" xmlns:cx2="http://schemas.microsoft.com/office/drawing/2015/10/21/chartex" xmlns:cx3="http://schemas.microsoft.com/office/drawing/2016/5/9/chartex" xmlns:cx4="http://schemas.microsoft.com/office/drawing/2016/5/10/chartex" xmlns:cx5="http://schemas.microsoft.com/office/drawing/2016/5/11/chartex" xmlns:cx6="http://schemas.microsoft.com/office/drawing/2016/5/12/chartex" xmlns:cx7="http://schemas.microsoft.com/office/drawing/2016/5/13/chartex" xmlns:cx8="http://schemas.microsoft.com/office/drawing/2016/5/14/chartex" xmlns:mc="http://schemas.openxmlformats.org/markup-compatibility/2006" xmlns:aink="http://schemas.microsoft.com/office/drawing/2016/ink" xmlns:am3d="http://schemas.microsoft.com/office/drawing/2017/model3d" xmlns:o="urn:schemas-microsoft-com:office:office" xmlns:oel="http://schemas.microsoft.com/office/2019/extlst" xmlns:r="http://schemas.openxmlformats.org/officeDocument/2006/relationships" xmlns:m="http://schemas.openxmlformats.org/officeDocument/2006/math" xmlns:v="urn:schemas-microsoft-com:vml" xmlns:wp14="http://schemas.microsoft.com/office/word/2010/wordprocessingDrawing" xmlns:wp="http://schemas.openxmlformats.org/drawingml/2006/wordprocessingDrawing" xmlns:w10="urn:schemas-microsoft-com:office:word" xmlns:w="http://schemas.openxmlformats.org/wordprocessingml/2006/main" xmlns:w14="http://schemas.microsoft.com/office/word/2010/wordml" xmlns:w15="http://schemas.microsoft.com/office/word/2012/wordml" xmlns:w16cex="http://schemas.microsoft.com/office/word/2018/wordml/cex" xmlns:w16cid="http://schemas.microsoft.com/office/word/2016/wordml/cid" xmlns:w16="http://schemas.microsoft.com/office/word/2018/wordml" xmlns:w16sdtdh="http://schemas.microsoft.com/office/word/2020/wordml/sdtdatahash" xmlns:w16se="http://schemas.microsoft.com/office/word/2015/wordml/symex" xmlns:wpg="http://schemas.microsoft.com/office/word/2010/wordprocessingGroup" xmlns:wpi="http://schemas.microsoft.com/office/word/2010/wordprocessingInk" xmlns:wne="http://schemas.microsoft.com/office/word/2006/wordml" xmlns:wps="http://schemas.microsoft.com/office/word/2010/wordprocessingShape" mc:Ignorable="w14 w15 w16se w16cid w16 w16cex w16sdtdh wp14">
+<w:numbering xmlns:wpc="http://schemas.microsoft.com/office/word/2010/wordprocessingCanvas" xmlns:cx="http://schemas.microsoft.com/office/drawing/2014/chartex" xmlns:cx1="http://schemas.microsoft.com/office/drawing/2015/9/8/chartex" xmlns:cx2="http://schemas.microsoft.com/office/drawing/2015/10/21/chartex" xmlns:cx3="http://schemas.microsoft.com/office/drawing/2016/5/9/chartex" xmlns:cx4="http://schemas.microsoft.com/office/drawing/2016/5/10/chartex" xmlns:cx5="http://schemas.microsoft.com/office/drawing/2016/5/11/chartex" xmlns:cx6="http://schemas.microsoft.com/office/drawing/2016/5/12/chartex" xmlns:cx7="http://schemas.microsoft.com/office/drawing/2016/5/13/chartex" xmlns:cx8="http://schemas.microsoft.com/office/drawing/2016/5/14/chartex" xmlns:mc="http://schemas.openxmlformats.org/markup-compatibility/2006" xmlns:aink="http://schemas.microsoft.com/office/drawing/2016/ink" xmlns:am3d="http://schemas.microsoft.com/office/drawing/2017/model3d" xmlns:o="urn:schemas-microsoft-com:office:office" xmlns:r="http://schemas.openxmlformats.org/officeDocument/2006/relationships" xmlns:m="http://schemas.openxmlformats.org/officeDocument/2006/math" xmlns:v="urn:schemas-microsoft-com:vml" xmlns:wp14="http://schemas.microsoft.com/office/word/2010/wordprocessingDrawing" xmlns:wp="http://schemas.openxmlformats.org/drawingml/2006/wordprocessingDrawing" xmlns:w10="urn:schemas-microsoft-com:office:word" xmlns:w="http://schemas.openxmlformats.org/wordprocessingml/2006/main" xmlns:w14="http://schemas.microsoft.com/office/word/2010/wordml" xmlns:w15="http://schemas.microsoft.com/office/word/2012/wordml" xmlns:w16cid="http://schemas.microsoft.com/office/word/2016/wordml/cid" xmlns:w16se="http://schemas.microsoft.com/office/word/2015/wordml/symex" xmlns:wpg="http://schemas.microsoft.com/office/word/2010/wordprocessingGroup" xmlns:wpi="http://schemas.microsoft.com/office/word/2010/wordprocessingInk" xmlns:wne="http://schemas.microsoft.com/office/word/2006/wordml" xmlns:wps="http://schemas.microsoft.com/office/word/2010/wordprocessingShape" mc:Ignorable="w14 w15 w16se w16cid wp14">
   <w:abstractNum w:abstractNumId="0" w15:restartNumberingAfterBreak="0">
     <w:nsid w:val="12905452"/>
     <w:multiLevelType w:val="hybridMultilevel"/>
@@ -850,29 +852,29 @@
       </w:rPr>
     </w:lvl>
   </w:abstractNum>
-  <w:num w:numId="1" w16cid:durableId="1410735514">
+  <w:num w:numId="1">
     <w:abstractNumId w:val="5"/>
   </w:num>
-  <w:num w:numId="2" w16cid:durableId="237403301">
+  <w:num w:numId="2">
     <w:abstractNumId w:val="1"/>
   </w:num>
-  <w:num w:numId="3" w16cid:durableId="624115610">
+  <w:num w:numId="3">
     <w:abstractNumId w:val="2"/>
   </w:num>
-  <w:num w:numId="4" w16cid:durableId="1985037838">
+  <w:num w:numId="4">
     <w:abstractNumId w:val="3"/>
   </w:num>
-  <w:num w:numId="5" w16cid:durableId="497232668">
+  <w:num w:numId="5">
     <w:abstractNumId w:val="0"/>
   </w:num>
-  <w:num w:numId="6" w16cid:durableId="1735735698">
+  <w:num w:numId="6">
     <w:abstractNumId w:val="4"/>
   </w:num>
 </w:numbering>
 </file>
 
 <file path=word/styles.xml><?xml version="1.0" encoding="utf-8"?>
-<w:styles xmlns:mc="http://schemas.openxmlformats.org/markup-compatibility/2006" xmlns:r="http://schemas.openxmlformats.org/officeDocument/2006/relationships" xmlns:w="http://schemas.openxmlformats.org/wordprocessingml/2006/main" xmlns:w14="http://schemas.microsoft.com/office/word/2010/wordml" xmlns:w15="http://schemas.microsoft.com/office/word/2012/wordml" xmlns:w16cex="http://schemas.microsoft.com/office/word/2018/wordml/cex" xmlns:w16cid="http://schemas.microsoft.com/office/word/2016/wordml/cid" xmlns:w16="http://schemas.microsoft.com/office/word/2018/wordml" xmlns:w16sdtdh="http://schemas.microsoft.com/office/word/2020/wordml/sdtdatahash" xmlns:w16se="http://schemas.microsoft.com/office/word/2015/wordml/symex" mc:Ignorable="w14 w15 w16se w16cid w16 w16cex w16sdtdh">
+<w:styles xmlns:mc="http://schemas.openxmlformats.org/markup-compatibility/2006" xmlns:r="http://schemas.openxmlformats.org/officeDocument/2006/relationships" xmlns:w="http://schemas.openxmlformats.org/wordprocessingml/2006/main" xmlns:w14="http://schemas.microsoft.com/office/word/2010/wordml" xmlns:w15="http://schemas.microsoft.com/office/word/2012/wordml" xmlns:w16cid="http://schemas.microsoft.com/office/word/2016/wordml/cid" xmlns:w16se="http://schemas.microsoft.com/office/word/2015/wordml/symex" mc:Ignorable="w14 w15 w16se w16cid">
   <w:docDefaults>
     <w:rPrDefault>
       <w:rPr>
@@ -890,7 +892,7 @@
       </w:pPr>
     </w:pPrDefault>
   </w:docDefaults>
-  <w:latentStyles w:defLockedState="0" w:defUIPriority="99" w:defSemiHidden="0" w:defUnhideWhenUsed="0" w:defQFormat="0" w:count="376">
+  <w:latentStyles w:defLockedState="0" w:defUIPriority="99" w:defSemiHidden="0" w:defUnhideWhenUsed="0" w:defQFormat="0" w:count="375">
     <w:lsdException w:name="Normal" w:uiPriority="0" w:qFormat="1"/>
     <w:lsdException w:name="heading 1" w:uiPriority="9" w:qFormat="1"/>
     <w:lsdException w:name="heading 2" w:semiHidden="1" w:uiPriority="9" w:unhideWhenUsed="1" w:qFormat="1"/>
@@ -1266,7 +1268,6 @@
     <w:lsdException w:name="Smart Hyperlink" w:semiHidden="1" w:unhideWhenUsed="1"/>
     <w:lsdException w:name="Hashtag" w:semiHidden="1" w:unhideWhenUsed="1"/>
     <w:lsdException w:name="Unresolved Mention" w:semiHidden="1" w:unhideWhenUsed="1"/>
-    <w:lsdException w:name="Smart Link" w:semiHidden="1" w:unhideWhenUsed="1"/>
   </w:latentStyles>
   <w:style w:type="paragraph" w:default="1" w:styleId="Normal">
     <w:name w:val="Normal"/>
@@ -1483,6 +1484,7 @@
   <w:style w:type="character" w:default="1" w:styleId="Fuentedeprrafopredeter">
     <w:name w:val="Default Paragraph Font"/>
     <w:uiPriority w:val="1"/>
+    <w:semiHidden/>
     <w:unhideWhenUsed/>
   </w:style>
   <w:style w:type="table" w:default="1" w:styleId="Tablanormal">

--- a/PropuestaProyecto/PROPUESTA DE VALOR V0.0.2.docx
+++ b/PropuestaProyecto/PROPUESTA DE VALOR V0.0.2.docx
@@ -102,7 +102,7 @@
         <w:rPr>
           <w:lang w:val="es-MX"/>
         </w:rPr>
-        <w:t>El sistema envía notificaciones automáticas vía WhatsApp antes de cada cita, evitando olvidos y mejorando la puntualid</w:t>
+        <w:t>El sistema envía notificaciones automátic</w:t>
       </w:r>
       <w:bookmarkStart w:id="0" w:name="_GoBack"/>
       <w:bookmarkEnd w:id="0"/>
@@ -110,7 +110,7 @@
         <w:rPr>
           <w:lang w:val="es-MX"/>
         </w:rPr>
-        <w:t>ad de los pacientes.</w:t>
+        <w:t>as vía WhatsApp antes de cada cita, evitando olvidos y mejorando la puntualidad de los pacientes.</w:t>
       </w:r>
     </w:p>
     <w:p>
@@ -163,6 +163,7 @@
       </w:pPr>
     </w:p>
     <w:sectPr>
+      <w:headerReference w:type="default" r:id="rId7"/>
       <w:pgSz w:w="12240" w:h="15840"/>
       <w:pgMar w:top="1440" w:right="1440" w:bottom="1440" w:left="1440" w:header="708" w:footer="708" w:gutter="0"/>
       <w:cols w:space="708"/>
@@ -170,6 +171,80 @@
     </w:sectPr>
   </w:body>
 </w:document>
+</file>
+
+<file path=word/endnotes.xml><?xml version="1.0" encoding="utf-8"?>
+<w:endnotes xmlns:wpc="http://schemas.microsoft.com/office/word/2010/wordprocessingCanvas" xmlns:cx="http://schemas.microsoft.com/office/drawing/2014/chartex" xmlns:cx1="http://schemas.microsoft.com/office/drawing/2015/9/8/chartex" xmlns:cx2="http://schemas.microsoft.com/office/drawing/2015/10/21/chartex" xmlns:cx3="http://schemas.microsoft.com/office/drawing/2016/5/9/chartex" xmlns:cx4="http://schemas.microsoft.com/office/drawing/2016/5/10/chartex" xmlns:cx5="http://schemas.microsoft.com/office/drawing/2016/5/11/chartex" xmlns:cx6="http://schemas.microsoft.com/office/drawing/2016/5/12/chartex" xmlns:cx7="http://schemas.microsoft.com/office/drawing/2016/5/13/chartex" xmlns:cx8="http://schemas.microsoft.com/office/drawing/2016/5/14/chartex" xmlns:mc="http://schemas.openxmlformats.org/markup-compatibility/2006" xmlns:aink="http://schemas.microsoft.com/office/drawing/2016/ink" xmlns:am3d="http://schemas.microsoft.com/office/drawing/2017/model3d" xmlns:o="urn:schemas-microsoft-com:office:office" xmlns:r="http://schemas.openxmlformats.org/officeDocument/2006/relationships" xmlns:m="http://schemas.openxmlformats.org/officeDocument/2006/math" xmlns:v="urn:schemas-microsoft-com:vml" xmlns:wp14="http://schemas.microsoft.com/office/word/2010/wordprocessingDrawing" xmlns:wp="http://schemas.openxmlformats.org/drawingml/2006/wordprocessingDrawing" xmlns:w10="urn:schemas-microsoft-com:office:word" xmlns:w="http://schemas.openxmlformats.org/wordprocessingml/2006/main" xmlns:w14="http://schemas.microsoft.com/office/word/2010/wordml" xmlns:w15="http://schemas.microsoft.com/office/word/2012/wordml" xmlns:w16cid="http://schemas.microsoft.com/office/word/2016/wordml/cid" xmlns:w16se="http://schemas.microsoft.com/office/word/2015/wordml/symex" xmlns:wpg="http://schemas.microsoft.com/office/word/2010/wordprocessingGroup" xmlns:wpi="http://schemas.microsoft.com/office/word/2010/wordprocessingInk" xmlns:wne="http://schemas.microsoft.com/office/word/2006/wordml" xmlns:wps="http://schemas.microsoft.com/office/word/2010/wordprocessingShape" mc:Ignorable="w14 w15 w16se w16cid wp14">
+  <w:endnote w:type="separator" w:id="-1">
+    <w:p>
+      <w:pPr>
+        <w:spacing w:after="0" w:line="240" w:lineRule="auto"/>
+      </w:pPr>
+      <w:r>
+        <w:separator/>
+      </w:r>
+    </w:p>
+  </w:endnote>
+  <w:endnote w:type="continuationSeparator" w:id="0">
+    <w:p>
+      <w:pPr>
+        <w:spacing w:after="0" w:line="240" w:lineRule="auto"/>
+      </w:pPr>
+      <w:r>
+        <w:continuationSeparator/>
+      </w:r>
+    </w:p>
+  </w:endnote>
+</w:endnotes>
+</file>
+
+<file path=word/footnotes.xml><?xml version="1.0" encoding="utf-8"?>
+<w:footnotes xmlns:wpc="http://schemas.microsoft.com/office/word/2010/wordprocessingCanvas" xmlns:cx="http://schemas.microsoft.com/office/drawing/2014/chartex" xmlns:cx1="http://schemas.microsoft.com/office/drawing/2015/9/8/chartex" xmlns:cx2="http://schemas.microsoft.com/office/drawing/2015/10/21/chartex" xmlns:cx3="http://schemas.microsoft.com/office/drawing/2016/5/9/chartex" xmlns:cx4="http://schemas.microsoft.com/office/drawing/2016/5/10/chartex" xmlns:cx5="http://schemas.microsoft.com/office/drawing/2016/5/11/chartex" xmlns:cx6="http://schemas.microsoft.com/office/drawing/2016/5/12/chartex" xmlns:cx7="http://schemas.microsoft.com/office/drawing/2016/5/13/chartex" xmlns:cx8="http://schemas.microsoft.com/office/drawing/2016/5/14/chartex" xmlns:mc="http://schemas.openxmlformats.org/markup-compatibility/2006" xmlns:aink="http://schemas.microsoft.com/office/drawing/2016/ink" xmlns:am3d="http://schemas.microsoft.com/office/drawing/2017/model3d" xmlns:o="urn:schemas-microsoft-com:office:office" xmlns:r="http://schemas.openxmlformats.org/officeDocument/2006/relationships" xmlns:m="http://schemas.openxmlformats.org/officeDocument/2006/math" xmlns:v="urn:schemas-microsoft-com:vml" xmlns:wp14="http://schemas.microsoft.com/office/word/2010/wordprocessingDrawing" xmlns:wp="http://schemas.openxmlformats.org/drawingml/2006/wordprocessingDrawing" xmlns:w10="urn:schemas-microsoft-com:office:word" xmlns:w="http://schemas.openxmlformats.org/wordprocessingml/2006/main" xmlns:w14="http://schemas.microsoft.com/office/word/2010/wordml" xmlns:w15="http://schemas.microsoft.com/office/word/2012/wordml" xmlns:w16cid="http://schemas.microsoft.com/office/word/2016/wordml/cid" xmlns:w16se="http://schemas.microsoft.com/office/word/2015/wordml/symex" xmlns:wpg="http://schemas.microsoft.com/office/word/2010/wordprocessingGroup" xmlns:wpi="http://schemas.microsoft.com/office/word/2010/wordprocessingInk" xmlns:wne="http://schemas.microsoft.com/office/word/2006/wordml" xmlns:wps="http://schemas.microsoft.com/office/word/2010/wordprocessingShape" mc:Ignorable="w14 w15 w16se w16cid wp14">
+  <w:footnote w:type="separator" w:id="-1">
+    <w:p>
+      <w:pPr>
+        <w:spacing w:after="0" w:line="240" w:lineRule="auto"/>
+      </w:pPr>
+      <w:r>
+        <w:separator/>
+      </w:r>
+    </w:p>
+  </w:footnote>
+  <w:footnote w:type="continuationSeparator" w:id="0">
+    <w:p>
+      <w:pPr>
+        <w:spacing w:after="0" w:line="240" w:lineRule="auto"/>
+      </w:pPr>
+      <w:r>
+        <w:continuationSeparator/>
+      </w:r>
+    </w:p>
+  </w:footnote>
+</w:footnotes>
+</file>
+
+<file path=word/header1.xml><?xml version="1.0" encoding="utf-8"?>
+<w:hdr xmlns:wpc="http://schemas.microsoft.com/office/word/2010/wordprocessingCanvas" xmlns:cx="http://schemas.microsoft.com/office/drawing/2014/chartex" xmlns:cx1="http://schemas.microsoft.com/office/drawing/2015/9/8/chartex" xmlns:cx2="http://schemas.microsoft.com/office/drawing/2015/10/21/chartex" xmlns:cx3="http://schemas.microsoft.com/office/drawing/2016/5/9/chartex" xmlns:cx4="http://schemas.microsoft.com/office/drawing/2016/5/10/chartex" xmlns:cx5="http://schemas.microsoft.com/office/drawing/2016/5/11/chartex" xmlns:cx6="http://schemas.microsoft.com/office/drawing/2016/5/12/chartex" xmlns:cx7="http://schemas.microsoft.com/office/drawing/2016/5/13/chartex" xmlns:cx8="http://schemas.microsoft.com/office/drawing/2016/5/14/chartex" xmlns:mc="http://schemas.openxmlformats.org/markup-compatibility/2006" xmlns:aink="http://schemas.microsoft.com/office/drawing/2016/ink" xmlns:am3d="http://schemas.microsoft.com/office/drawing/2017/model3d" xmlns:o="urn:schemas-microsoft-com:office:office" xmlns:r="http://schemas.openxmlformats.org/officeDocument/2006/relationships" xmlns:m="http://schemas.openxmlformats.org/officeDocument/2006/math" xmlns:v="urn:schemas-microsoft-com:vml" xmlns:wp14="http://schemas.microsoft.com/office/word/2010/wordprocessingDrawing" xmlns:wp="http://schemas.openxmlformats.org/drawingml/2006/wordprocessingDrawing" xmlns:w10="urn:schemas-microsoft-com:office:word" xmlns:w="http://schemas.openxmlformats.org/wordprocessingml/2006/main" xmlns:w14="http://schemas.microsoft.com/office/word/2010/wordml" xmlns:w15="http://schemas.microsoft.com/office/word/2012/wordml" xmlns:w16cid="http://schemas.microsoft.com/office/word/2016/wordml/cid" xmlns:w16se="http://schemas.microsoft.com/office/word/2015/wordml/symex" xmlns:wpg="http://schemas.microsoft.com/office/word/2010/wordprocessingGroup" xmlns:wpi="http://schemas.microsoft.com/office/word/2010/wordprocessingInk" xmlns:wne="http://schemas.microsoft.com/office/word/2006/wordml" xmlns:wps="http://schemas.microsoft.com/office/word/2010/wordprocessingShape" mc:Ignorable="w14 w15 w16se w16cid wp14">
+  <w:p>
+    <w:pPr>
+      <w:pStyle w:val="Encabezado"/>
+      <w:rPr>
+        <w:sz w:val="20"/>
+      </w:rPr>
+    </w:pPr>
+    <w:r>
+      <w:rPr>
+        <w:sz w:val="20"/>
+      </w:rPr>
+      <w:t>INTEGRANTES: REYNA ITZEL DIEGO ESTRADA, ELI ESPINOZA TREVIÑO, LEVI BRAYAN MUNDO ESCAMILLA, ISRRAEL REYES OLMOS</w:t>
+    </w:r>
+  </w:p>
+  <w:p>
+    <w:pPr>
+      <w:pStyle w:val="Encabezado"/>
+    </w:pPr>
+  </w:p>
+</w:hdr>
 </file>
 
 <file path=word/numbering.xml><?xml version="1.0" encoding="utf-8"?>
@@ -1808,6 +1883,58 @@
       <w:spacing w:val="5"/>
     </w:rPr>
   </w:style>
+  <w:style w:type="paragraph" w:styleId="Encabezado">
+    <w:name w:val="header"/>
+    <w:basedOn w:val="Normal"/>
+    <w:link w:val="EncabezadoCar"/>
+    <w:uiPriority w:val="99"/>
+    <w:unhideWhenUsed/>
+    <w:rsid w:val="00DF5886"/>
+    <w:pPr>
+      <w:tabs>
+        <w:tab w:val="center" w:pos="4419"/>
+        <w:tab w:val="right" w:pos="8838"/>
+      </w:tabs>
+      <w:spacing w:after="0" w:line="240" w:lineRule="auto"/>
+    </w:pPr>
+  </w:style>
+  <w:style w:type="character" w:customStyle="1" w:styleId="EncabezadoCar">
+    <w:name w:val="Encabezado Car"/>
+    <w:basedOn w:val="Fuentedeprrafopredeter"/>
+    <w:link w:val="Encabezado"/>
+    <w:uiPriority w:val="99"/>
+    <w:rsid w:val="00DF5886"/>
+    <w:rPr>
+      <w:rFonts w:ascii="Arial" w:hAnsi="Arial"/>
+      <w:sz w:val="24"/>
+    </w:rPr>
+  </w:style>
+  <w:style w:type="paragraph" w:styleId="Piedepgina">
+    <w:name w:val="footer"/>
+    <w:basedOn w:val="Normal"/>
+    <w:link w:val="PiedepginaCar"/>
+    <w:uiPriority w:val="99"/>
+    <w:unhideWhenUsed/>
+    <w:rsid w:val="00DF5886"/>
+    <w:pPr>
+      <w:tabs>
+        <w:tab w:val="center" w:pos="4419"/>
+        <w:tab w:val="right" w:pos="8838"/>
+      </w:tabs>
+      <w:spacing w:after="0" w:line="240" w:lineRule="auto"/>
+    </w:pPr>
+  </w:style>
+  <w:style w:type="character" w:customStyle="1" w:styleId="PiedepginaCar">
+    <w:name w:val="Pie de página Car"/>
+    <w:basedOn w:val="Fuentedeprrafopredeter"/>
+    <w:link w:val="Piedepgina"/>
+    <w:uiPriority w:val="99"/>
+    <w:rsid w:val="00DF5886"/>
+    <w:rPr>
+      <w:rFonts w:ascii="Arial" w:hAnsi="Arial"/>
+      <w:sz w:val="24"/>
+    </w:rPr>
+  </w:style>
 </w:styles>
 </file>
 
